--- a/document_templates/russian_library/Исковые_заявления/Особое_производство_Установление_фактов_и_статусов/шаблон_Исковое_заявление_об_установлении_факта_проживания.docx
+++ b/document_templates/russian_library/Исковые_заявления/Особое_производство_Установление_фактов_и_статусов/шаблон_Исковое_заявление_об_установлении_факта_проживания.docx
@@ -26,7 +26,7 @@
           <w:sz w:val="24"/>
           <w:szCs w:val="24"/>
         </w:rPr>
-        <w:t xml:space="preserve">{{ w_t_w_r_w_r_w_rpr_w_rfonts_w_ascii_times_new_roman_w_hansi_times_new_roman_w_cs_times_new_roman_w_sz_w_val_24_w_szcs_w_val_24_w_lang_w_val_en_us_w_rpr_w_t_court_w_t_w_r_w_r_w_rsidrpr_00315596_w_rpr_w_rfonts_w_ascii_times_new_roman_w_hansi_times_new_roman_w_cs_times_new_roman_w_sz_w_val_24_w_szcs_w_val_24_w_rpr_w_t_xml_space_preserve_w_t_w_r_w_r_w_rpr_w_rfonts_w_ascii_times_new_roman_w_hansi_times_new_roman_w_cs_times_new_roman_w_sz_w_val_24_w_szcs_w_val_24_w_lang_w_val_en_us_w_rpr_w_t_name_w_t_w_r_w_r_w_rsidrpr_00315596_w_rpr_w_rfonts_w_ascii_times_new_roman_w_hansi_times_new_roman_w_cs_times_new_roman_w_sz_w_val_24_w_szcs_w_val_24_w_rpr_w_t_xml_space_preserve }}</w:t>
+        <w:t xml:space="preserve">{{ court_name }}</w:t>
       </w:r>
     </w:p>
     <w:p>
@@ -45,7 +45,7 @@
           <w:sz w:val="24"/>
           <w:szCs w:val="24"/>
         </w:rPr>
-        <w:t xml:space="preserve">{{ w_t_w_r_w_r_w_rpr_w_rfonts_w_ascii_times_new_roman_w_hansi_times_new_roman_w_cs_times_new_roman_w_sz_w_val_24_w_szcs_w_val_24_w_lang_w_val_en_us_w_rpr_w_t_court_w_t_w_r_w_r_w_rsidrpr_00315596_w_rpr_w_rfonts_w_ascii_times_new_roman_w_hansi_times_new_roman_w_cs_times_new_roman_w_sz_w_val_24_w_szcs_w_val_24_w_rpr_w_t_xml_space_preserve_w_t_w_r_w_r_w_rpr_w_rfonts_w_ascii_times_new_roman_w_hansi_times_new_roman_w_cs_times_new_roman_w_sz_w_val_24_w_szcs_w_val_24_w_lang_w_val_en_us_w_rpr_w_t_address_w_t_w_r_w_r_w_rsidrpr_00315596_w_rpr_w_rfonts_w_ascii_times_new_roman_w_hansi_times_new_roman_w_cs_times_new_roman_w_sz_w_val_24_w_szcs_w_val_24_w_rpr_w_t_xml_space_preserve }}</w:t>
+        <w:t xml:space="preserve">{{ court_address }}</w:t>
       </w:r>
     </w:p>
     <w:p>
@@ -72,7 +72,7 @@
           <w:sz w:val="24"/>
           <w:szCs w:val="24"/>
         </w:rPr>
-        <w:t xml:space="preserve"> {{ w_t_w_r_w_r_w_rsidr_00315596_w_rpr_w_rfonts_w_ascii_times_new_roman_w_hansi_times_new_roman_w_cs_times_new_roman_w_sz_w_val_24_w_szcs_w_val_24_w_lang_w_val_en_us_w_rpr_w_t_applicant_w_t_w_r_w_r_w_rsidr_00315596_w_rsidrpr_00315596_w_rpr_w_rfonts_w_ascii_times_new_roman_w_hansi_times_new_roman_w_cs_times_new_roman_w_sz_w_val_24_w_szcs_w_val_24_w_rpr_w_t_xml_space_preserve }}</w:t>
+        <w:t xml:space="preserve"> {{ applicant }}</w:t>
       </w:r>
     </w:p>
     <w:p>
@@ -210,7 +210,7 @@
           <w:sz w:val="24"/>
           <w:szCs w:val="24"/>
         </w:rPr>
-        <w:t xml:space="preserve">{{ w_t_w_r_w_r_w_rsidr_00315596_w_rpr_w_rfonts_w_ascii_times_new_roman_w_hansi_times_new_roman_w_cs_times_new_roman_w_sz_w_val_24_w_szcs_w_val_24_w_lang_w_val_en_us_w_rpr_w_t_applicant_w_t_w_r_w_r_w_rsidr_00315596_w_rsidrpr_00315596_w_rpr_w_rfonts_w_ascii_times_new_roman_w_hansi_times_new_roman_w_cs_times_new_roman_w_sz_w_val_24_w_szcs_w_val_24_w_rpr_w_t_xml_space_preserve }}</w:t>
+        <w:t xml:space="preserve">{{ applicant }}</w:t>
       </w:r>
       <w:r>
         <w:rPr>
@@ -226,7 +226,7 @@
           <w:sz w:val="24"/>
           <w:szCs w:val="24"/>
         </w:rPr>
-        <w:t xml:space="preserve"> {{ w_t_w_r_w_r_w_rsidr_00315596_w_rpr_w_rfonts_w_ascii_times_new_roman_w_hansi_times_new_roman_w_cs_times_new_roman_w_sz_w_val_24_w_szcs_w_val_24_w_lang_w_val_en_us_w_rpr_w_t_situation_w_t_w_r_w_r_w_rsidr_00315596_w_rsidrpr_00315596_w_rpr_w_rfonts_w_ascii_times_new_roman_w_hansi_times_new_roman_w_cs_times_new_roman_w_sz_w_val_24_w_szcs_w_val_24_w_rpr_w_t_xml_space_preserve_w_t_w_r_w_r_w_rsidr_00315596_w_rpr_w_rfonts_w_ascii_times_new_roman_w_hansi_times_new_roman_w_cs_times_new_roman_w_sz_w_val_24_w_szcs_w_val_24_w_lang_w_val_en_us_w_rpr_w_t_description_w_t_w_r_w_r_w_rsidr_00315596_w_rsidrpr_00315596_w_rpr_w_rfonts_w_ascii_times_new_roman_w_hansi_times_new_roman_w_cs_times_new_roman_w_sz_w_val_24_w_szcs_w_val_24_w_rpr_w_t_xml_space_preserve }}.</w:t>
+        <w:t xml:space="preserve"> {{ situation_description }}.</w:t>
       </w:r>
     </w:p>
     <w:p>
@@ -268,7 +268,7 @@
           <w:sz w:val="24"/>
           <w:szCs w:val="24"/>
         </w:rPr>
-        <w:t xml:space="preserve">{{ w_t_w_r_w_r_w_rsidr_00315596_w_rpr_w_rfonts_w_ascii_times_new_roman_w_hansi_times_new_roman_w_cs_times_new_roman_w_sz_w_val_24_w_szcs_w_val_24_w_lang_w_val_en_us_w_rpr_w_t_residence_w_t_w_r_w_r_w_rsidr_00315596_w_rsidrpr_00315596_w_rpr_w_rfonts_w_ascii_times_new_roman_w_hansi_times_new_roman_w_cs_times_new_roman_w_sz_w_val_24_w_szcs_w_val_24_w_rpr_w_t_xml_space_preserve_w_t_w_r_w_r_w_rsidr_00315596_w_rpr_w_rfonts_w_ascii_times_new_roman_w_hansi_times_new_roman_w_cs_times_new_roman_w_sz_w_val_24_w_szcs_w_val_24_w_lang_w_val_en_us_w_rpr_w_t_details_w_t_w_r_w_r_w_rsidr_00315596_w_rsidrpr_00315596_w_rpr_w_rfonts_w_ascii_times_new_roman_w_hansi_times_new_roman_w_cs_times_new_roman_w_sz_w_val_24_w_szcs_w_val_24_w_rpr_w_t_xml_space_preserve }}</w:t>
+        <w:t xml:space="preserve">{{ residence_details }}</w:t>
       </w:r>
       <w:r>
         <w:rPr>
@@ -284,7 +284,7 @@
           <w:sz w:val="24"/>
           <w:szCs w:val="24"/>
         </w:rPr>
-        <w:t xml:space="preserve">{{ w_t_w_r_w_r_w_rsidr_00315596_w_rpr_w_rfonts_w_ascii_times_new_roman_w_hansi_times_new_roman_w_cs_times_new_roman_w_sz_w_val_24_w_szcs_w_val_24_w_lang_w_val_en_us_w_rpr_w_t_evidence_w_t_w_r_w_r_w_rsidr_00315596_w_rsidrpr_00315596_w_rpr_w_rfonts_w_ascii_times_new_roman_w_hansi_times_new_roman_w_cs_times_new_roman_w_sz_w_val_24_w_szcs_w_val_24_w_rpr_w_t_xml_space_preserve }}</w:t>
+        <w:t xml:space="preserve">{{ evidence }}</w:t>
       </w:r>
       <w:r>
         <w:rPr>
@@ -358,7 +358,7 @@
           <w:sz w:val="24"/>
           <w:szCs w:val="24"/>
         </w:rPr>
-        <w:t xml:space="preserve">{{ w_t_w_r_w_r_w_rsidr_00315596_w_rpr_w_rfonts_w_ascii_times_new_roman_w_hansi_times_new_roman_w_cs_times_new_roman_w_sz_w_val_24_w_szcs_w_val_24_w_lang_w_val_en_us_w_rpr_w_t_residence_w_t_w_r_w_r_w_rsidr_00315596_w_rsidrpr_00315596_w_rpr_w_rfonts_w_ascii_times_new_roman_w_hansi_times_new_roman_w_cs_times_new_roman_w_sz_w_val_24_w_szcs_w_val_24_w_rpr_w_t_xml_space_preserve_w_t_w_r_w_r_w_rsidr_00315596_w_rpr_w_rfonts_w_ascii_times_new_roman_w_hansi_times_new_roman_w_cs_times_new_roman_w_sz_w_val_24_w_szcs_w_val_24_w_lang_w_val_en_us_w_rpr_w_t_details_w_t_w_r_w_r_w_rsidr_00315596_w_rsidrpr_00315596_w_rpr_w_rfonts_w_ascii_times_new_roman_w_hansi_times_new_roman_w_cs_times_new_roman_w_sz_w_val_24_w_szcs_w_val_24_w_rpr_w_t_xml_space_preserve }}</w:t>
+        <w:t xml:space="preserve">{{ residence_details }}</w:t>
       </w:r>
       <w:r>
         <w:rPr>
@@ -398,7 +398,7 @@
           <w:sz w:val="24"/>
           <w:szCs w:val="24"/>
         </w:rPr>
-        <w:t xml:space="preserve"> {{ w_t_w_r_w_r_w_rsidr_00315596_w_rpr_w_rfonts_w_ascii_times_new_roman_w_hansi_times_new_roman_w_cs_times_new_roman_w_sz_w_val_24_w_szcs_w_val_24_w_lang_w_val_en_us_w_rpr_w_t_witness_w_t_w_r_w_r_w_rsidr_00315596_w_rsidrpr_00315596_w_rpr_w_rfonts_w_ascii_times_new_roman_w_hansi_times_new_roman_w_cs_times_new_roman_w_sz_w_val_24_w_szcs_w_val_24_w_rpr_w_t_xml_space_preserve_w_t_w_r_w_r_w_rsidr_00315596_w_rpr_w_rfonts_w_ascii_times_new_roman_w_hansi_times_new_roman_w_cs_times_new_roman_w_sz_w_val_24_w_szcs_w_val_24_w_lang_w_val_en_us_w_rpr_w_t_name_w_t_w_r_w_r_w_rsidr_00315596_w_rsidrpr_00315596_w_rpr_w_rfonts_w_ascii_times_new_roman_w_hansi_times_new_roman_w_cs_times_new_roman_w_sz_w_val_24_w_szcs_w_val_24_w_rpr_w_t_xml_space_preserve }}.</w:t>
+        <w:t xml:space="preserve"> {{ witness_name }}.</w:t>
       </w:r>
     </w:p>
     <w:bookmarkEnd w:id="0"/>
